--- a/tillsyn/A 51189-2022 tillsynsbegäran.docx
+++ b/tillsyn/A 51189-2022 tillsynsbegäran.docx
@@ -359,7 +359,7 @@
     <w:r>
       <w:tab/>
       <w:tab/>
-      <w:t>2026-09-14</w:t>
+      <w:t>2026-09-15</w:t>
       <w:br/>
       <w:br/>
     </w:r>

--- a/tillsyn/A 51189-2022 tillsynsbegäran.docx
+++ b/tillsyn/A 51189-2022 tillsynsbegäran.docx
@@ -359,7 +359,7 @@
     <w:r>
       <w:tab/>
       <w:tab/>
-      <w:t>2026-09-15</w:t>
+      <w:t>2026-09-16</w:t>
       <w:br/>
       <w:br/>
     </w:r>

--- a/tillsyn/A 51189-2022 tillsynsbegäran.docx
+++ b/tillsyn/A 51189-2022 tillsynsbegäran.docx
@@ -60,12 +60,12 @@
         <w:spacing w:after="240"/>
       </w:pPr>
       <w:r>
-        <w:t>Figur 1. Fyndplatser för naturvårdsarter i avverkningsanmälan. Markörer utan svart kant är placerade på fyndplatsen. Markörer med svart kant är placerade vid sidan av fyndplatsen och har ett svart streck som visar fyndplatsens exakta position. Kartans mittpunktskoordinat är N 6620477, E 660448 i SWEREF 99 TM.</w:t>
+        <w:t>Figur 1. Fyndplatser för naturvårdsarter i och inom 12 meter från avverkningsanmälan. Markörer utan svart kant är placerade på fyndplatsen. Markörer med svart kant är placerade vid sidan av fyndplatsen och har ett svart streck som visar fyndplatsens exakta position. Kartans mittpunktskoordinat är N 6620477, E 660448 i SWEREF 99 TM.</w:t>
       </w:r>
     </w:p>
     <w:p>
       <w:r>
-        <w:t>I avverkningsanmälan finns fynd av 4 naturvårdsarter, varav 1 är rödlistad, 3 är fridlysta och 1 är typisk (T): vedskivlav (NT, T), större vattensalamander (§4a), åkergroda (§4a) och mindre vattensalamander (§6). Se Figur 1.</w:t>
+        <w:t>I och inom 12 meter från avverkningsanmälan finns fynd av 7 naturvårdsarter, varav 4 är rödlistade, 6 är fridlysta och 1 är typisk (T): enkelbeckasin (NT, §4), gulsparv (NT, §4), järnsparv (NT, §4), vedskivlav (NT, T), större vattensalamander (§4a), åkergroda (§4a) och mindre vattensalamander (§6). Se Figur 1.</w:t>
       </w:r>
     </w:p>
     <w:p>
@@ -128,6 +128,28 @@
       </w:r>
       <w:r>
         <w:t>är strikt skyddad enligt EU:s art- och habitatdirektiv vilket innebär att hela dess livsmiljö ska bevaras.  Med undantag från lekperioden lever den större vattensalamandern på land och i skogslandskapet hittar man den framför allt i äldre skog med stor strukturell variation och gott om död ved där djuren håller till under murkna trädstammar och stubbar, i smågnagargångar, under mossbeklädda stenar och i blockterräng. Vuxna salamandrar har konstaterats uppehålla sig inom 300 meter från lekvattnet och finska studier antyder att det behövs åtminstone ett hektar lämplig landmiljö nära lekvattnet. Avverkning invid lekvatten bör helt undvikas i skogsområden som bedöms kunna utgöra landhabitat för arten och skogsområdena bör säkras och skötas på ett för arten optimalt sätt genom att t.ex. minimera gallring och avverkning och låta andelen löv öka (SLU Artdatabanken, 2024; Skogsstyrelsen, 2016; Malmgren, 2007).</w:t>
+      </w:r>
+    </w:p>
+    <w:p>
+      <w:pPr>
+        <w:pStyle w:val="Heading1"/>
+      </w:pPr>
+      <w:r>
+        <w:t>EU:s fågeldirektiv</w:t>
+      </w:r>
+    </w:p>
+    <w:p>
+      <w:r>
+        <w:t xml:space="preserve">Europeiska unionens medlemsländer är skyldiga att agera i enlighet med EU:s fågeldirektiv där det uttryckligen står att direktivet gäller för fåglar samt för deras ägg, bon och </w:t>
+      </w:r>
+      <w:r>
+        <w:rPr>
+          <w:b/>
+        </w:rPr>
+        <w:t xml:space="preserve">livsmiljöer </w:t>
+      </w:r>
+      <w:r>
+        <w:t>(artikel 1). Vidare att de åtgärder som vidtas inte får leda till en försämring av den nuvarande situationen beträffande bevarandet av de fågelarter som avses i artikel 1 (artikel 13). Fågeldirektivet är styrande för tillsynsansvariga myndigheters ärendehantering, ställningstaganden och beslutsfattande.</w:t>
       </w:r>
     </w:p>
     <w:p>
@@ -359,7 +381,7 @@
     <w:r>
       <w:tab/>
       <w:tab/>
-      <w:t>2026-09-16</w:t>
+      <w:t>2026-09-17</w:t>
       <w:br/>
       <w:br/>
     </w:r>

--- a/tillsyn/A 51189-2022 tillsynsbegäran.docx
+++ b/tillsyn/A 51189-2022 tillsynsbegäran.docx
@@ -381,7 +381,7 @@
     <w:r>
       <w:tab/>
       <w:tab/>
-      <w:t>2026-09-17</w:t>
+      <w:t>2026-09-18</w:t>
       <w:br/>
       <w:br/>
     </w:r>

--- a/tillsyn/A 51189-2022 tillsynsbegäran.docx
+++ b/tillsyn/A 51189-2022 tillsynsbegäran.docx
@@ -381,7 +381,7 @@
     <w:r>
       <w:tab/>
       <w:tab/>
-      <w:t>2026-09-18</w:t>
+      <w:t>2026-09-19</w:t>
       <w:br/>
       <w:br/>
     </w:r>

--- a/tillsyn/A 51189-2022 tillsynsbegäran.docx
+++ b/tillsyn/A 51189-2022 tillsynsbegäran.docx
@@ -381,7 +381,7 @@
     <w:r>
       <w:tab/>
       <w:tab/>
-      <w:t>2026-09-19</w:t>
+      <w:t>2026-09-21</w:t>
       <w:br/>
       <w:br/>
     </w:r>

--- a/tillsyn/A 51189-2022 tillsynsbegäran.docx
+++ b/tillsyn/A 51189-2022 tillsynsbegäran.docx
@@ -381,7 +381,7 @@
     <w:r>
       <w:tab/>
       <w:tab/>
-      <w:t>2026-09-21</w:t>
+      <w:t>2026-09-23</w:t>
       <w:br/>
       <w:br/>
     </w:r>

--- a/tillsyn/A 51189-2022 tillsynsbegäran.docx
+++ b/tillsyn/A 51189-2022 tillsynsbegäran.docx
@@ -381,7 +381,7 @@
     <w:r>
       <w:tab/>
       <w:tab/>
-      <w:t>2026-09-23</w:t>
+      <w:t>2026-09-24</w:t>
       <w:br/>
       <w:br/>
     </w:r>

--- a/tillsyn/A 51189-2022 tillsynsbegäran.docx
+++ b/tillsyn/A 51189-2022 tillsynsbegäran.docx
@@ -381,7 +381,7 @@
     <w:r>
       <w:tab/>
       <w:tab/>
-      <w:t>2026-09-24</w:t>
+      <w:t>2026-09-25</w:t>
       <w:br/>
       <w:br/>
     </w:r>

--- a/tillsyn/A 51189-2022 tillsynsbegäran.docx
+++ b/tillsyn/A 51189-2022 tillsynsbegäran.docx
@@ -381,7 +381,7 @@
     <w:r>
       <w:tab/>
       <w:tab/>
-      <w:t>2026-09-25</w:t>
+      <w:t>2026-09-26</w:t>
       <w:br/>
       <w:br/>
     </w:r>

--- a/tillsyn/A 51189-2022 tillsynsbegäran.docx
+++ b/tillsyn/A 51189-2022 tillsynsbegäran.docx
@@ -381,7 +381,7 @@
     <w:r>
       <w:tab/>
       <w:tab/>
-      <w:t>2026-09-26</w:t>
+      <w:t>2026-09-27</w:t>
       <w:br/>
       <w:br/>
     </w:r>

--- a/tillsyn/A 51189-2022 tillsynsbegäran.docx
+++ b/tillsyn/A 51189-2022 tillsynsbegäran.docx
@@ -381,7 +381,7 @@
     <w:r>
       <w:tab/>
       <w:tab/>
-      <w:t>2026-09-27</w:t>
+      <w:t>2026-09-28</w:t>
       <w:br/>
       <w:br/>
     </w:r>

--- a/tillsyn/A 51189-2022 tillsynsbegäran.docx
+++ b/tillsyn/A 51189-2022 tillsynsbegäran.docx
@@ -381,7 +381,7 @@
     <w:r>
       <w:tab/>
       <w:tab/>
-      <w:t>2026-09-28</w:t>
+      <w:t>2026-09-29</w:t>
       <w:br/>
       <w:br/>
     </w:r>

--- a/tillsyn/A 51189-2022 tillsynsbegäran.docx
+++ b/tillsyn/A 51189-2022 tillsynsbegäran.docx
@@ -381,7 +381,7 @@
     <w:r>
       <w:tab/>
       <w:tab/>
-      <w:t>2026-09-29</w:t>
+      <w:t>2026-09-30</w:t>
       <w:br/>
       <w:br/>
     </w:r>

--- a/tillsyn/A 51189-2022 tillsynsbegäran.docx
+++ b/tillsyn/A 51189-2022 tillsynsbegäran.docx
@@ -381,7 +381,7 @@
     <w:r>
       <w:tab/>
       <w:tab/>
-      <w:t>2026-09-30</w:t>
+      <w:t>2026-10-01</w:t>
       <w:br/>
       <w:br/>
     </w:r>

--- a/tillsyn/A 51189-2022 tillsynsbegäran.docx
+++ b/tillsyn/A 51189-2022 tillsynsbegäran.docx
@@ -381,7 +381,7 @@
     <w:r>
       <w:tab/>
       <w:tab/>
-      <w:t>2026-10-01</w:t>
+      <w:t>2026-10-02</w:t>
       <w:br/>
       <w:br/>
     </w:r>

--- a/tillsyn/A 51189-2022 tillsynsbegäran.docx
+++ b/tillsyn/A 51189-2022 tillsynsbegäran.docx
@@ -381,7 +381,7 @@
     <w:r>
       <w:tab/>
       <w:tab/>
-      <w:t>2026-10-02</w:t>
+      <w:t>2026-10-03</w:t>
       <w:br/>
       <w:br/>
     </w:r>

--- a/tillsyn/A 51189-2022 tillsynsbegäran.docx
+++ b/tillsyn/A 51189-2022 tillsynsbegäran.docx
@@ -381,7 +381,7 @@
     <w:r>
       <w:tab/>
       <w:tab/>
-      <w:t>2026-10-03</w:t>
+      <w:t>2026-10-04</w:t>
       <w:br/>
       <w:br/>
     </w:r>

--- a/tillsyn/A 51189-2022 tillsynsbegäran.docx
+++ b/tillsyn/A 51189-2022 tillsynsbegäran.docx
@@ -381,7 +381,7 @@
     <w:r>
       <w:tab/>
       <w:tab/>
-      <w:t>2026-10-04</w:t>
+      <w:t>2026-10-05</w:t>
       <w:br/>
       <w:br/>
     </w:r>

--- a/tillsyn/A 51189-2022 tillsynsbegäran.docx
+++ b/tillsyn/A 51189-2022 tillsynsbegäran.docx
@@ -381,7 +381,7 @@
     <w:r>
       <w:tab/>
       <w:tab/>
-      <w:t>2026-10-05</w:t>
+      <w:t>2026-10-06</w:t>
       <w:br/>
       <w:br/>
     </w:r>

--- a/tillsyn/A 51189-2022 tillsynsbegäran.docx
+++ b/tillsyn/A 51189-2022 tillsynsbegäran.docx
@@ -381,7 +381,7 @@
     <w:r>
       <w:tab/>
       <w:tab/>
-      <w:t>2026-10-06</w:t>
+      <w:t>2026-10-07</w:t>
       <w:br/>
       <w:br/>
     </w:r>

--- a/tillsyn/A 51189-2022 tillsynsbegäran.docx
+++ b/tillsyn/A 51189-2022 tillsynsbegäran.docx
@@ -381,7 +381,7 @@
     <w:r>
       <w:tab/>
       <w:tab/>
-      <w:t>2026-10-07</w:t>
+      <w:t>2026-10-08</w:t>
       <w:br/>
       <w:br/>
     </w:r>

--- a/tillsyn/A 51189-2022 tillsynsbegäran.docx
+++ b/tillsyn/A 51189-2022 tillsynsbegäran.docx
@@ -381,7 +381,7 @@
     <w:r>
       <w:tab/>
       <w:tab/>
-      <w:t>2026-10-08</w:t>
+      <w:t>2026-10-09</w:t>
       <w:br/>
       <w:br/>
     </w:r>

--- a/tillsyn/A 51189-2022 tillsynsbegäran.docx
+++ b/tillsyn/A 51189-2022 tillsynsbegäran.docx
@@ -381,7 +381,7 @@
     <w:r>
       <w:tab/>
       <w:tab/>
-      <w:t>2026-10-09</w:t>
+      <w:t>2026-10-10</w:t>
       <w:br/>
       <w:br/>
     </w:r>

--- a/tillsyn/A 51189-2022 tillsynsbegäran.docx
+++ b/tillsyn/A 51189-2022 tillsynsbegäran.docx
@@ -381,7 +381,7 @@
     <w:r>
       <w:tab/>
       <w:tab/>
-      <w:t>2026-10-10</w:t>
+      <w:t>2026-10-11</w:t>
       <w:br/>
       <w:br/>
     </w:r>

--- a/tillsyn/A 51189-2022 tillsynsbegäran.docx
+++ b/tillsyn/A 51189-2022 tillsynsbegäran.docx
@@ -381,7 +381,7 @@
     <w:r>
       <w:tab/>
       <w:tab/>
-      <w:t>2026-10-17</w:t>
+      <w:t>2026-10-18</w:t>
       <w:br/>
       <w:br/>
     </w:r>

--- a/tillsyn/A 51189-2022 tillsynsbegäran.docx
+++ b/tillsyn/A 51189-2022 tillsynsbegäran.docx
@@ -381,7 +381,7 @@
     <w:r>
       <w:tab/>
       <w:tab/>
-      <w:t>2026-10-18</w:t>
+      <w:t>2026-10-19</w:t>
       <w:br/>
       <w:br/>
     </w:r>

--- a/tillsyn/A 51189-2022 tillsynsbegäran.docx
+++ b/tillsyn/A 51189-2022 tillsynsbegäran.docx
@@ -381,7 +381,7 @@
     <w:r>
       <w:tab/>
       <w:tab/>
-      <w:t>2026-10-19</w:t>
+      <w:t>2026-10-20</w:t>
       <w:br/>
       <w:br/>
     </w:r>

--- a/tillsyn/A 51189-2022 tillsynsbegäran.docx
+++ b/tillsyn/A 51189-2022 tillsynsbegäran.docx
@@ -381,7 +381,7 @@
     <w:r>
       <w:tab/>
       <w:tab/>
-      <w:t>2026-10-20</w:t>
+      <w:t>2026-10-21</w:t>
       <w:br/>
       <w:br/>
     </w:r>

--- a/tillsyn/A 51189-2022 tillsynsbegäran.docx
+++ b/tillsyn/A 51189-2022 tillsynsbegäran.docx
@@ -381,7 +381,7 @@
     <w:r>
       <w:tab/>
       <w:tab/>
-      <w:t>2026-10-21</w:t>
+      <w:t>2026-10-22</w:t>
       <w:br/>
       <w:br/>
     </w:r>

--- a/tillsyn/A 51189-2022 tillsynsbegäran.docx
+++ b/tillsyn/A 51189-2022 tillsynsbegäran.docx
@@ -381,7 +381,7 @@
     <w:r>
       <w:tab/>
       <w:tab/>
-      <w:t>2026-10-22</w:t>
+      <w:t>2026-10-23</w:t>
       <w:br/>
       <w:br/>
     </w:r>

--- a/tillsyn/A 51189-2022 tillsynsbegäran.docx
+++ b/tillsyn/A 51189-2022 tillsynsbegäran.docx
@@ -381,7 +381,7 @@
     <w:r>
       <w:tab/>
       <w:tab/>
-      <w:t>2026-10-23</w:t>
+      <w:t>2026-10-24</w:t>
       <w:br/>
       <w:br/>
     </w:r>

--- a/tillsyn/A 51189-2022 tillsynsbegäran.docx
+++ b/tillsyn/A 51189-2022 tillsynsbegäran.docx
@@ -381,7 +381,7 @@
     <w:r>
       <w:tab/>
       <w:tab/>
-      <w:t>2026-10-24</w:t>
+      <w:t>2026-10-25</w:t>
       <w:br/>
       <w:br/>
     </w:r>

--- a/tillsyn/A 51189-2022 tillsynsbegäran.docx
+++ b/tillsyn/A 51189-2022 tillsynsbegäran.docx
@@ -381,7 +381,7 @@
     <w:r>
       <w:tab/>
       <w:tab/>
-      <w:t>2026-10-25</w:t>
+      <w:t>2026-10-26</w:t>
       <w:br/>
       <w:br/>
     </w:r>

--- a/tillsyn/A 51189-2022 tillsynsbegäran.docx
+++ b/tillsyn/A 51189-2022 tillsynsbegäran.docx
@@ -381,7 +381,7 @@
     <w:r>
       <w:tab/>
       <w:tab/>
-      <w:t>2026-10-26</w:t>
+      <w:t>2026-10-27</w:t>
       <w:br/>
       <w:br/>
     </w:r>

--- a/tillsyn/A 51189-2022 tillsynsbegäran.docx
+++ b/tillsyn/A 51189-2022 tillsynsbegäran.docx
@@ -381,7 +381,7 @@
     <w:r>
       <w:tab/>
       <w:tab/>
-      <w:t>2026-10-27</w:t>
+      <w:t>2026-10-28</w:t>
       <w:br/>
       <w:br/>
     </w:r>

--- a/tillsyn/A 51189-2022 tillsynsbegäran.docx
+++ b/tillsyn/A 51189-2022 tillsynsbegäran.docx
@@ -381,7 +381,7 @@
     <w:r>
       <w:tab/>
       <w:tab/>
-      <w:t>2026-10-28</w:t>
+      <w:t>2026-10-29</w:t>
       <w:br/>
       <w:br/>
     </w:r>

--- a/tillsyn/A 51189-2022 tillsynsbegäran.docx
+++ b/tillsyn/A 51189-2022 tillsynsbegäran.docx
@@ -381,7 +381,7 @@
     <w:r>
       <w:tab/>
       <w:tab/>
-      <w:t>2026-10-29</w:t>
+      <w:t>2026-10-31</w:t>
       <w:br/>
       <w:br/>
     </w:r>
